--- a/materialien/00_Lehrerhinweise/KR_W4_Lehrerhinweise.docx
+++ b/materialien/00_Lehrerhinweise/KR_W4_Lehrerhinweise.docx
@@ -169,7 +169,7 @@
               <w:rPr>
                 <w:rFonts w:ascii="Georgia" w:hAnsi="Georgia" w:cs="Georgia" w:eastAsia="Georgia"/>
                 <w:b/>
-                <w:color w:val="1E7B4F"/>
+                <w:color w:val="14213D"/>
                 <w:sz w:val="34"/>
               </w:rPr>
               <w:t>Das Schlüsselproblem</w:t>
@@ -11110,7 +11110,7 @@
                 <w:color w:val="1B1B1F"/>
                 <w:sz w:val="17"/>
               </w:rPr>
-              <w:t>8 · 4 · 1 · 3 · 1</w:t>
+              <w:t>5 · 5 · 1 · 2 · 1</w:t>
             </w:r>
           </w:p>
         </w:tc>
@@ -11218,7 +11218,7 @@
                 <w:color w:val="1B1B1F"/>
                 <w:sz w:val="17"/>
               </w:rPr>
-              <w:t>(0, 1), (1, −1), (−1, 2), (2, −17); d = 43</w:t>
+              <w:t>(0, 1), (1, −2), (−2, 3), (3, −17); d = 23</w:t>
             </w:r>
           </w:p>
         </w:tc>
@@ -11434,7 +11434,7 @@
                 <w:color w:val="1B1B1F"/>
                 <w:sz w:val="17"/>
               </w:rPr>
-              <w:t>9 · 13 · 16 · 12</w:t>
+              <w:t>2 · 4 · 16 · 21</w:t>
             </w:r>
           </w:p>
         </w:tc>
@@ -11650,7 +11650,7 @@
                 <w:color w:val="1B1B1F"/>
                 <w:sz w:val="17"/>
               </w:rPr>
-              <w:t>60 · 58 · 53 · 37 · 60 · 64 · 4 · 9</w:t>
+              <w:t>Kette 48 · 71 · 36 · 64 · 15 · 71; m = 20</w:t>
             </w:r>
           </w:p>
         </w:tc>

--- a/materialien/00_Lehrerhinweise/KR_W4_Lehrerhinweise.docx
+++ b/materialien/00_Lehrerhinweise/KR_W4_Lehrerhinweise.docx
@@ -6590,8 +6590,9 @@
       <w:tblGrid>
         <w:gridCol w:w="680"/>
         <w:gridCol w:w="1077"/>
-        <w:gridCol w:w="4195"/>
+        <w:gridCol w:w="3458"/>
         <w:gridCol w:w="3572"/>
+        <w:gridCol w:w="737"/>
       </w:tblGrid>
       <w:tr>
         <w:trPr>
@@ -6654,7 +6655,7 @@
         </w:tc>
         <w:tc>
           <w:tcPr>
-            <w:tcW w:type="dxa" w:w="4195"/>
+            <w:tcW w:type="dxa" w:w="3458"/>
             <w:shd w:val="clear" w:color="auto" w:fill="F2EADB"/>
             <w:tcMar>
               <w:top w:w="40" w:type="dxa"/>
@@ -6703,6 +6704,33 @@
                 <w:sz w:val="17"/>
               </w:rPr>
               <w:t>Lösung · Erklärung</w:t>
+            </w:r>
+          </w:p>
+        </w:tc>
+        <w:tc>
+          <w:tcPr>
+            <w:tcW w:type="dxa" w:w="737"/>
+            <w:shd w:val="clear" w:color="auto" w:fill="F2EADB"/>
+            <w:tcMar>
+              <w:top w:w="40" w:type="dxa"/>
+              <w:start w:w="70" w:type="dxa"/>
+              <w:bottom w:w="40" w:type="dxa"/>
+              <w:end w:w="70" w:type="dxa"/>
+            </w:tcMar>
+          </w:tcPr>
+          <w:p>
+            <w:pPr>
+              <w:spacing w:before="0" w:after="0"/>
+            </w:pPr>
+            <w:r>
+              <w:rPr>
+                <w:rFonts w:ascii="Calibri" w:hAnsi="Calibri" w:cs="Calibri" w:eastAsia="Calibri"/>
+                <w:b/>
+                <w:i w:val="0"/>
+                <w:color w:val="1B1B1F"/>
+                <w:sz w:val="17"/>
+              </w:rPr>
+              <w:t>Fallen</w:t>
             </w:r>
           </w:p>
         </w:tc>
@@ -6764,7 +6792,7 @@
         </w:tc>
         <w:tc>
           <w:tcPr>
-            <w:tcW w:type="dxa" w:w="4195"/>
+            <w:tcW w:type="dxa" w:w="3458"/>
             <w:tcMar>
               <w:top w:w="30" w:type="dxa"/>
               <w:start w:w="70" w:type="dxa"/>
@@ -6821,6 +6849,32 @@
                 <w:sz w:val="17"/>
               </w:rPr>
               <w:t xml:space="preserve"> – der private Schlüssel entschlüsselt; der öffentliche ist für alle bestimmt.</w:t>
+            </w:r>
+          </w:p>
+        </w:tc>
+        <w:tc>
+          <w:tcPr>
+            <w:tcW w:type="dxa" w:w="737"/>
+            <w:tcMar>
+              <w:top w:w="30" w:type="dxa"/>
+              <w:start w:w="70" w:type="dxa"/>
+              <w:bottom w:w="30" w:type="dxa"/>
+              <w:end w:w="70" w:type="dxa"/>
+            </w:tcMar>
+          </w:tcPr>
+          <w:p>
+            <w:pPr>
+              <w:spacing w:before="0" w:after="0"/>
+            </w:pPr>
+            <w:r>
+              <w:rPr>
+                <w:rFonts w:ascii="Calibri" w:hAnsi="Calibri" w:cs="Calibri" w:eastAsia="Calibri"/>
+                <w:b w:val="0"/>
+                <w:i w:val="0"/>
+                <w:color w:val="1B1B1F"/>
+                <w:sz w:val="17"/>
+              </w:rPr>
+              <w:t>P9</w:t>
             </w:r>
           </w:p>
         </w:tc>
@@ -6882,7 +6936,7 @@
         </w:tc>
         <w:tc>
           <w:tcPr>
-            <w:tcW w:type="dxa" w:w="4195"/>
+            <w:tcW w:type="dxa" w:w="3458"/>
             <w:tcMar>
               <w:top w:w="30" w:type="dxa"/>
               <w:start w:w="70" w:type="dxa"/>
@@ -6939,6 +6993,32 @@
                 <w:sz w:val="17"/>
               </w:rPr>
               <w:t xml:space="preserve"> – 7 · 6/2 = 21; 2 · 7 = 14 (P7).</w:t>
+            </w:r>
+          </w:p>
+        </w:tc>
+        <w:tc>
+          <w:tcPr>
+            <w:tcW w:type="dxa" w:w="737"/>
+            <w:tcMar>
+              <w:top w:w="30" w:type="dxa"/>
+              <w:start w:w="70" w:type="dxa"/>
+              <w:bottom w:w="30" w:type="dxa"/>
+              <w:end w:w="70" w:type="dxa"/>
+            </w:tcMar>
+          </w:tcPr>
+          <w:p>
+            <w:pPr>
+              <w:spacing w:before="0" w:after="0"/>
+            </w:pPr>
+            <w:r>
+              <w:rPr>
+                <w:rFonts w:ascii="Calibri" w:hAnsi="Calibri" w:cs="Calibri" w:eastAsia="Calibri"/>
+                <w:b w:val="0"/>
+                <w:i w:val="0"/>
+                <w:color w:val="1B1B1F"/>
+                <w:sz w:val="17"/>
+              </w:rPr>
+              <w:t>P7</w:t>
             </w:r>
           </w:p>
         </w:tc>
@@ -7000,7 +7080,7 @@
         </w:tc>
         <w:tc>
           <w:tcPr>
-            <w:tcW w:type="dxa" w:w="4195"/>
+            <w:tcW w:type="dxa" w:w="3458"/>
             <w:tcMar>
               <w:top w:w="30" w:type="dxa"/>
               <w:start w:w="70" w:type="dxa"/>
@@ -7057,6 +7137,32 @@
                 <w:sz w:val="17"/>
               </w:rPr>
               <w:t xml:space="preserve"> – nur Bobs privater Schlüssel kann entschlüsseln (P9).</w:t>
+            </w:r>
+          </w:p>
+        </w:tc>
+        <w:tc>
+          <w:tcPr>
+            <w:tcW w:type="dxa" w:w="737"/>
+            <w:tcMar>
+              <w:top w:w="30" w:type="dxa"/>
+              <w:start w:w="70" w:type="dxa"/>
+              <w:bottom w:w="30" w:type="dxa"/>
+              <w:end w:w="70" w:type="dxa"/>
+            </w:tcMar>
+          </w:tcPr>
+          <w:p>
+            <w:pPr>
+              <w:spacing w:before="0" w:after="0"/>
+            </w:pPr>
+            <w:r>
+              <w:rPr>
+                <w:rFonts w:ascii="Calibri" w:hAnsi="Calibri" w:cs="Calibri" w:eastAsia="Calibri"/>
+                <w:b w:val="0"/>
+                <w:i w:val="0"/>
+                <w:color w:val="1B1B1F"/>
+                <w:sz w:val="17"/>
+              </w:rPr>
+              <w:t>P9</w:t>
             </w:r>
           </w:p>
         </w:tc>
@@ -7118,7 +7224,7 @@
         </w:tc>
         <w:tc>
           <w:tcPr>
-            <w:tcW w:type="dxa" w:w="4195"/>
+            <w:tcW w:type="dxa" w:w="3458"/>
             <w:tcMar>
               <w:top w:w="30" w:type="dxa"/>
               <w:start w:w="70" w:type="dxa"/>
@@ -7175,6 +7281,32 @@
                 <w:sz w:val="17"/>
               </w:rPr>
               <w:t xml:space="preserve"> – Nachricht symmetrisch, nur der kurze Sitzungsschlüssel asymmetrisch.</w:t>
+            </w:r>
+          </w:p>
+        </w:tc>
+        <w:tc>
+          <w:tcPr>
+            <w:tcW w:type="dxa" w:w="737"/>
+            <w:tcMar>
+              <w:top w:w="30" w:type="dxa"/>
+              <w:start w:w="70" w:type="dxa"/>
+              <w:bottom w:w="30" w:type="dxa"/>
+              <w:end w:w="70" w:type="dxa"/>
+            </w:tcMar>
+          </w:tcPr>
+          <w:p>
+            <w:pPr>
+              <w:spacing w:before="0" w:after="0"/>
+            </w:pPr>
+            <w:r>
+              <w:rPr>
+                <w:rFonts w:ascii="Calibri" w:hAnsi="Calibri" w:cs="Calibri" w:eastAsia="Calibri"/>
+                <w:b w:val="0"/>
+                <w:i w:val="0"/>
+                <w:color w:val="1B1B1F"/>
+                <w:sz w:val="17"/>
+              </w:rPr>
+              <w:t>P5</w:t>
             </w:r>
           </w:p>
         </w:tc>
@@ -7236,7 +7368,7 @@
         </w:tc>
         <w:tc>
           <w:tcPr>
-            <w:tcW w:type="dxa" w:w="4195"/>
+            <w:tcW w:type="dxa" w:w="3458"/>
             <w:tcMar>
               <w:top w:w="30" w:type="dxa"/>
               <w:start w:w="70" w:type="dxa"/>
@@ -7293,6 +7425,32 @@
                 <w:sz w:val="17"/>
               </w:rPr>
               <w:t xml:space="preserve"> – große Daten/geteilte Schlüssel symmetrisch; Schlüsseltransport/veröffentlichte Schlüssel asymmetrisch.</w:t>
+            </w:r>
+          </w:p>
+        </w:tc>
+        <w:tc>
+          <w:tcPr>
+            <w:tcW w:type="dxa" w:w="737"/>
+            <w:tcMar>
+              <w:top w:w="30" w:type="dxa"/>
+              <w:start w:w="70" w:type="dxa"/>
+              <w:bottom w:w="30" w:type="dxa"/>
+              <w:end w:w="70" w:type="dxa"/>
+            </w:tcMar>
+          </w:tcPr>
+          <w:p>
+            <w:pPr>
+              <w:spacing w:before="0" w:after="0"/>
+            </w:pPr>
+            <w:r>
+              <w:rPr>
+                <w:rFonts w:ascii="Calibri" w:hAnsi="Calibri" w:cs="Calibri" w:eastAsia="Calibri"/>
+                <w:b w:val="0"/>
+                <w:i w:val="0"/>
+                <w:color w:val="1B1B1F"/>
+                <w:sz w:val="17"/>
+              </w:rPr>
+              <w:t>P5</w:t>
             </w:r>
           </w:p>
         </w:tc>
@@ -7354,7 +7512,7 @@
         </w:tc>
         <w:tc>
           <w:tcPr>
-            <w:tcW w:type="dxa" w:w="4195"/>
+            <w:tcW w:type="dxa" w:w="3458"/>
             <w:tcMar>
               <w:top w:w="30" w:type="dxa"/>
               <w:start w:w="70" w:type="dxa"/>
@@ -7411,6 +7569,32 @@
                 <w:sz w:val="17"/>
               </w:rPr>
               <w:t xml:space="preserve"> – 12 · 11/2 = 66, asymmetrisch 24, Differenz 42.</w:t>
+            </w:r>
+          </w:p>
+        </w:tc>
+        <w:tc>
+          <w:tcPr>
+            <w:tcW w:type="dxa" w:w="737"/>
+            <w:tcMar>
+              <w:top w:w="30" w:type="dxa"/>
+              <w:start w:w="70" w:type="dxa"/>
+              <w:bottom w:w="30" w:type="dxa"/>
+              <w:end w:w="70" w:type="dxa"/>
+            </w:tcMar>
+          </w:tcPr>
+          <w:p>
+            <w:pPr>
+              <w:spacing w:before="0" w:after="0"/>
+            </w:pPr>
+            <w:r>
+              <w:rPr>
+                <w:rFonts w:ascii="Calibri" w:hAnsi="Calibri" w:cs="Calibri" w:eastAsia="Calibri"/>
+                <w:b w:val="0"/>
+                <w:i w:val="0"/>
+                <w:color w:val="1B1B1F"/>
+                <w:sz w:val="17"/>
+              </w:rPr>
+              <w:t>P7</w:t>
             </w:r>
           </w:p>
         </w:tc>
@@ -7472,7 +7656,7 @@
         </w:tc>
         <w:tc>
           <w:tcPr>
-            <w:tcW w:type="dxa" w:w="4195"/>
+            <w:tcW w:type="dxa" w:w="3458"/>
             <w:tcMar>
               <w:top w:w="30" w:type="dxa"/>
               <w:start w:w="70" w:type="dxa"/>
@@ -7655,6 +7839,32 @@
                 <w:sz w:val="17"/>
               </w:rPr>
               <w:t xml:space="preserve"> = 4096 mod 11 = 4 = 5³ mod 11 = 125 mod 11.</w:t>
+            </w:r>
+          </w:p>
+        </w:tc>
+        <w:tc>
+          <w:tcPr>
+            <w:tcW w:type="dxa" w:w="737"/>
+            <w:tcMar>
+              <w:top w:w="30" w:type="dxa"/>
+              <w:start w:w="70" w:type="dxa"/>
+              <w:bottom w:w="30" w:type="dxa"/>
+              <w:end w:w="70" w:type="dxa"/>
+            </w:tcMar>
+          </w:tcPr>
+          <w:p>
+            <w:pPr>
+              <w:spacing w:before="0" w:after="0"/>
+            </w:pPr>
+            <w:r>
+              <w:rPr>
+                <w:rFonts w:ascii="Calibri" w:hAnsi="Calibri" w:cs="Calibri" w:eastAsia="Calibri"/>
+                <w:b w:val="0"/>
+                <w:i w:val="0"/>
+                <w:color w:val="1B1B1F"/>
+                <w:sz w:val="17"/>
+              </w:rPr>
+              <w:t>P2</w:t>
             </w:r>
           </w:p>
         </w:tc>
@@ -7716,7 +7926,7 @@
         </w:tc>
         <w:tc>
           <w:tcPr>
-            <w:tcW w:type="dxa" w:w="4195"/>
+            <w:tcW w:type="dxa" w:w="3458"/>
             <w:tcMar>
               <w:top w:w="30" w:type="dxa"/>
               <w:start w:w="70" w:type="dxa"/>
@@ -7773,6 +7983,32 @@
                 <w:sz w:val="17"/>
               </w:rPr>
               <w:t xml:space="preserve"> – a = (A − g) mod 31 = −6 mod 31 = 25 (P2); K = (21 + 25) mod 31 = 15. Addition ist trivial umkehrbar.</w:t>
+            </w:r>
+          </w:p>
+        </w:tc>
+        <w:tc>
+          <w:tcPr>
+            <w:tcW w:type="dxa" w:w="737"/>
+            <w:tcMar>
+              <w:top w:w="30" w:type="dxa"/>
+              <w:start w:w="70" w:type="dxa"/>
+              <w:bottom w:w="30" w:type="dxa"/>
+              <w:end w:w="70" w:type="dxa"/>
+            </w:tcMar>
+          </w:tcPr>
+          <w:p>
+            <w:pPr>
+              <w:spacing w:before="0" w:after="0"/>
+            </w:pPr>
+            <w:r>
+              <w:rPr>
+                <w:rFonts w:ascii="Calibri" w:hAnsi="Calibri" w:cs="Calibri" w:eastAsia="Calibri"/>
+                <w:b w:val="0"/>
+                <w:i w:val="0"/>
+                <w:color w:val="1B1B1F"/>
+                <w:sz w:val="17"/>
+              </w:rPr>
+              <w:t>P2</w:t>
             </w:r>
           </w:p>
         </w:tc>
@@ -7834,7 +8070,7 @@
         </w:tc>
         <w:tc>
           <w:tcPr>
-            <w:tcW w:type="dxa" w:w="4195"/>
+            <w:tcW w:type="dxa" w:w="3458"/>
             <w:tcMar>
               <w:top w:w="30" w:type="dxa"/>
               <w:start w:w="70" w:type="dxa"/>
@@ -7891,6 +8127,32 @@
                 <w:sz w:val="17"/>
               </w:rPr>
               <w:t xml:space="preserve"> – erst den Schlüssel gewinnen, dann die Nachricht (P3).</w:t>
+            </w:r>
+          </w:p>
+        </w:tc>
+        <w:tc>
+          <w:tcPr>
+            <w:tcW w:type="dxa" w:w="737"/>
+            <w:tcMar>
+              <w:top w:w="30" w:type="dxa"/>
+              <w:start w:w="70" w:type="dxa"/>
+              <w:bottom w:w="30" w:type="dxa"/>
+              <w:end w:w="70" w:type="dxa"/>
+            </w:tcMar>
+          </w:tcPr>
+          <w:p>
+            <w:pPr>
+              <w:spacing w:before="0" w:after="0"/>
+            </w:pPr>
+            <w:r>
+              <w:rPr>
+                <w:rFonts w:ascii="Calibri" w:hAnsi="Calibri" w:cs="Calibri" w:eastAsia="Calibri"/>
+                <w:b w:val="0"/>
+                <w:i w:val="0"/>
+                <w:color w:val="1B1B1F"/>
+                <w:sz w:val="17"/>
+              </w:rPr>
+              <w:t>P3</w:t>
             </w:r>
           </w:p>
         </w:tc>
@@ -7952,7 +8214,7 @@
         </w:tc>
         <w:tc>
           <w:tcPr>
-            <w:tcW w:type="dxa" w:w="4195"/>
+            <w:tcW w:type="dxa" w:w="3458"/>
             <w:tcMar>
               <w:top w:w="30" w:type="dxa"/>
               <w:start w:w="70" w:type="dxa"/>
@@ -8009,6 +8271,32 @@
                 <w:sz w:val="17"/>
               </w:rPr>
               <w:t xml:space="preserve"> (P9).</w:t>
+            </w:r>
+          </w:p>
+        </w:tc>
+        <w:tc>
+          <w:tcPr>
+            <w:tcW w:type="dxa" w:w="737"/>
+            <w:tcMar>
+              <w:top w:w="30" w:type="dxa"/>
+              <w:start w:w="70" w:type="dxa"/>
+              <w:bottom w:w="30" w:type="dxa"/>
+              <w:end w:w="70" w:type="dxa"/>
+            </w:tcMar>
+          </w:tcPr>
+          <w:p>
+            <w:pPr>
+              <w:spacing w:before="0" w:after="0"/>
+            </w:pPr>
+            <w:r>
+              <w:rPr>
+                <w:rFonts w:ascii="Calibri" w:hAnsi="Calibri" w:cs="Calibri" w:eastAsia="Calibri"/>
+                <w:b w:val="0"/>
+                <w:i w:val="0"/>
+                <w:color w:val="1B1B1F"/>
+                <w:sz w:val="17"/>
+              </w:rPr>
+              <w:t>P9</w:t>
             </w:r>
           </w:p>
         </w:tc>
@@ -8070,7 +8358,7 @@
         </w:tc>
         <w:tc>
           <w:tcPr>
-            <w:tcW w:type="dxa" w:w="4195"/>
+            <w:tcW w:type="dxa" w:w="3458"/>
             <w:tcMar>
               <w:top w:w="30" w:type="dxa"/>
               <w:start w:w="70" w:type="dxa"/>
@@ -8127,6 +8415,32 @@
                 <w:sz w:val="17"/>
               </w:rPr>
               <w:t xml:space="preserve"> – „Einweg“ heißt „nicht effizient umkehrbar“; mit Falltür ist die Umkehrung für den Schlüsselinhaber leicht.</w:t>
+            </w:r>
+          </w:p>
+        </w:tc>
+        <w:tc>
+          <w:tcPr>
+            <w:tcW w:type="dxa" w:w="737"/>
+            <w:tcMar>
+              <w:top w:w="30" w:type="dxa"/>
+              <w:start w:w="70" w:type="dxa"/>
+              <w:bottom w:w="30" w:type="dxa"/>
+              <w:end w:w="70" w:type="dxa"/>
+            </w:tcMar>
+          </w:tcPr>
+          <w:p>
+            <w:pPr>
+              <w:spacing w:before="0" w:after="0"/>
+            </w:pPr>
+            <w:r>
+              <w:rPr>
+                <w:rFonts w:ascii="Calibri" w:hAnsi="Calibri" w:cs="Calibri" w:eastAsia="Calibri"/>
+                <w:b w:val="0"/>
+                <w:i w:val="0"/>
+                <w:color w:val="1B1B1F"/>
+                <w:sz w:val="17"/>
+              </w:rPr>
+              <w:t>P10</w:t>
             </w:r>
           </w:p>
         </w:tc>
@@ -8188,7 +8502,7 @@
         </w:tc>
         <w:tc>
           <w:tcPr>
-            <w:tcW w:type="dxa" w:w="4195"/>
+            <w:tcW w:type="dxa" w:w="3458"/>
             <w:tcMar>
               <w:top w:w="30" w:type="dxa"/>
               <w:start w:w="70" w:type="dxa"/>
@@ -8245,6 +8559,32 @@
                 <w:sz w:val="17"/>
               </w:rPr>
               <w:t xml:space="preserve"> – a = A · 7 mod 17 = 91 mod 17 = 6; K = 16 · 6 = 96 mod 17 = 11. Multiplikation mit dem Inversen umkehrbar.</w:t>
+            </w:r>
+          </w:p>
+        </w:tc>
+        <w:tc>
+          <w:tcPr>
+            <w:tcW w:type="dxa" w:w="737"/>
+            <w:tcMar>
+              <w:top w:w="30" w:type="dxa"/>
+              <w:start w:w="70" w:type="dxa"/>
+              <w:bottom w:w="30" w:type="dxa"/>
+              <w:end w:w="70" w:type="dxa"/>
+            </w:tcMar>
+          </w:tcPr>
+          <w:p>
+            <w:pPr>
+              <w:spacing w:before="0" w:after="0"/>
+            </w:pPr>
+            <w:r>
+              <w:rPr>
+                <w:rFonts w:ascii="Calibri" w:hAnsi="Calibri" w:cs="Calibri" w:eastAsia="Calibri"/>
+                <w:b w:val="0"/>
+                <w:i w:val="0"/>
+                <w:color w:val="1B1B1F"/>
+                <w:sz w:val="17"/>
+              </w:rPr>
+              <w:t>P2</w:t>
             </w:r>
           </w:p>
         </w:tc>
@@ -8306,7 +8646,7 @@
         </w:tc>
         <w:tc>
           <w:tcPr>
-            <w:tcW w:type="dxa" w:w="4195"/>
+            <w:tcW w:type="dxa" w:w="3458"/>
             <w:tcMar>
               <w:top w:w="30" w:type="dxa"/>
               <w:start w:w="70" w:type="dxa"/>
@@ -8363,6 +8703,32 @@
                 <w:sz w:val="17"/>
               </w:rPr>
               <w:t xml:space="preserve"> – n(n − 1)/2 &gt; 2n ⇔ n &gt; 5.</w:t>
+            </w:r>
+          </w:p>
+        </w:tc>
+        <w:tc>
+          <w:tcPr>
+            <w:tcW w:type="dxa" w:w="737"/>
+            <w:tcMar>
+              <w:top w:w="30" w:type="dxa"/>
+              <w:start w:w="70" w:type="dxa"/>
+              <w:bottom w:w="30" w:type="dxa"/>
+              <w:end w:w="70" w:type="dxa"/>
+            </w:tcMar>
+          </w:tcPr>
+          <w:p>
+            <w:pPr>
+              <w:spacing w:before="0" w:after="0"/>
+            </w:pPr>
+            <w:r>
+              <w:rPr>
+                <w:rFonts w:ascii="Calibri" w:hAnsi="Calibri" w:cs="Calibri" w:eastAsia="Calibri"/>
+                <w:b w:val="0"/>
+                <w:i w:val="0"/>
+                <w:color w:val="1B1B1F"/>
+                <w:sz w:val="17"/>
+              </w:rPr>
+              <w:t>P7</w:t>
             </w:r>
           </w:p>
         </w:tc>
@@ -8424,7 +8790,7 @@
         </w:tc>
         <w:tc>
           <w:tcPr>
-            <w:tcW w:type="dxa" w:w="4195"/>
+            <w:tcW w:type="dxa" w:w="3458"/>
             <w:tcMar>
               <w:top w:w="30" w:type="dxa"/>
               <w:start w:w="70" w:type="dxa"/>
@@ -8481,6 +8847,32 @@
                 <w:sz w:val="17"/>
               </w:rPr>
               <w:t xml:space="preserve"> – (2) falsch: öffentlicher Schlüssel des Empfängers (P9); (4) falsch: schneller.</w:t>
+            </w:r>
+          </w:p>
+        </w:tc>
+        <w:tc>
+          <w:tcPr>
+            <w:tcW w:type="dxa" w:w="737"/>
+            <w:tcMar>
+              <w:top w:w="30" w:type="dxa"/>
+              <w:start w:w="70" w:type="dxa"/>
+              <w:bottom w:w="30" w:type="dxa"/>
+              <w:end w:w="70" w:type="dxa"/>
+            </w:tcMar>
+          </w:tcPr>
+          <w:p>
+            <w:pPr>
+              <w:spacing w:before="0" w:after="0"/>
+            </w:pPr>
+            <w:r>
+              <w:rPr>
+                <w:rFonts w:ascii="Calibri" w:hAnsi="Calibri" w:cs="Calibri" w:eastAsia="Calibri"/>
+                <w:b w:val="0"/>
+                <w:i w:val="0"/>
+                <w:color w:val="1B1B1F"/>
+                <w:sz w:val="17"/>
+              </w:rPr>
+              <w:t>P9</w:t>
             </w:r>
           </w:p>
         </w:tc>
@@ -8542,7 +8934,7 @@
         </w:tc>
         <w:tc>
           <w:tcPr>
-            <w:tcW w:type="dxa" w:w="4195"/>
+            <w:tcW w:type="dxa" w:w="3458"/>
             <w:tcMar>
               <w:top w:w="30" w:type="dxa"/>
               <w:start w:w="70" w:type="dxa"/>
@@ -8920,6 +9312,32 @@
                 <w:sz w:val="17"/>
               </w:rPr>
               <w:t xml:space="preserve"> ⊕ B (ASCII 83 = „S“); mehrfaches XOR ist keine Einwegfunktion (P8).</w:t>
+            </w:r>
+          </w:p>
+        </w:tc>
+        <w:tc>
+          <w:tcPr>
+            <w:tcW w:type="dxa" w:w="737"/>
+            <w:tcMar>
+              <w:top w:w="30" w:type="dxa"/>
+              <w:start w:w="70" w:type="dxa"/>
+              <w:bottom w:w="30" w:type="dxa"/>
+              <w:end w:w="70" w:type="dxa"/>
+            </w:tcMar>
+          </w:tcPr>
+          <w:p>
+            <w:pPr>
+              <w:spacing w:before="0" w:after="0"/>
+            </w:pPr>
+            <w:r>
+              <w:rPr>
+                <w:rFonts w:ascii="Calibri" w:hAnsi="Calibri" w:cs="Calibri" w:eastAsia="Calibri"/>
+                <w:b w:val="0"/>
+                <w:i w:val="0"/>
+                <w:color w:val="1B1B1F"/>
+                <w:sz w:val="17"/>
+              </w:rPr>
+              <w:t>P8</w:t>
             </w:r>
           </w:p>
         </w:tc>
@@ -12724,7 +13142,7 @@
                 <w:color w:val="1B1B1F"/>
                 <w:sz w:val="17"/>
               </w:rPr>
-              <w:t>p ≠ q ∈ {3, 5, 7, 11, 13, 17, 19}, N ≤ 323; e kleinstes aus {3, 5, 7, 11, 13} mit ggT(e, φ) = 1 und d ≠ e</w:t>
+              <w:t>p ≠ q ∈ {3, 5, 7, 11, 13, 17, 19}, N ≤ 323; e kleinstes aus {3, 5, 7, 11, 13} mit e &lt; φ, ggT(e, φ) = 1 und d ≠ e; Video-Schlüssel (7, 19) ausgeschlossen</w:t>
             </w:r>
           </w:p>
         </w:tc>

--- a/materialien/00_Lehrerhinweise/KR_W4_Lehrerhinweise.docx
+++ b/materialien/00_Lehrerhinweise/KR_W4_Lehrerhinweise.docx
@@ -6956,7 +6956,7 @@
                 <w:color w:val="1B1B1F"/>
                 <w:sz w:val="17"/>
               </w:rPr>
-              <w:t>Sieben Personen, paarweise vertraulich: Anzahl Schlüssel symmetrisch [1], asymmetrisch [2]</w:t>
+              <w:t>Zwölf Personen, paarweise vertraulich: Anzahl Schlüssel symmetrisch [1], asymmetrisch [2]</w:t>
             </w:r>
           </w:p>
         </w:tc>
@@ -6982,7 +6982,7 @@
                 <w:color w:val="1B1B1F"/>
                 <w:sz w:val="17"/>
               </w:rPr>
-              <w:t>[1] 21 · [2] 14</w:t>
+              <w:t>[1] 66 · [2] 24</w:t>
             </w:r>
             <w:r>
               <w:rPr>
@@ -6992,7 +6992,7 @@
                 <w:color w:val="1B1B1F"/>
                 <w:sz w:val="17"/>
               </w:rPr>
-              <w:t xml:space="preserve"> – 7 · 6/2 = 21; 2 · 7 = 14 (P7).</w:t>
+              <w:t xml:space="preserve"> – 12 · 11/2 = 66; 2 · 12 = 24 (P7).</w:t>
             </w:r>
           </w:p>
         </w:tc>
@@ -9929,7 +9929,7 @@
                 <w:color w:val="1B1B1F"/>
                 <w:sz w:val="17"/>
               </w:rPr>
-              <w:t>3 · 6 · 10 · 10 · 28 · 16 · 435 · 60</w:t>
+              <w:t>55 · 22 · 78 · 26 · 190 · 40 · 1225 · 100</w:t>
             </w:r>
           </w:p>
         </w:tc>
@@ -10145,7 +10145,7 @@
                 <w:color w:val="1B1B1F"/>
                 <w:sz w:val="17"/>
               </w:rPr>
-              <w:t>3, 9, 10, 13, 5, 15, 11, 16; x = 13</w:t>
+              <w:t>6, 2, 12, 4, 7, 8, 14, 16; x = 7</w:t>
             </w:r>
           </w:p>
         </w:tc>
@@ -10484,7 +10484,7 @@
                 <w:color w:val="1B1B1F"/>
                 <w:sz w:val="17"/>
               </w:rPr>
-              <w:t>; C</w:t>
+              <w:t>; zweite Übertragung: C</w:t>
             </w:r>
             <w:r>
               <w:rPr>
@@ -10536,7 +10536,7 @@
                 <w:color w:val="1B1B1F"/>
                 <w:sz w:val="17"/>
               </w:rPr>
-              <w:t>0011 1001</w:t>
+              <w:t>1001 0110</w:t>
             </w:r>
             <w:r>
               <w:rPr>
@@ -10556,7 +10556,7 @@
                 <w:color w:val="1B1B1F"/>
                 <w:sz w:val="17"/>
               </w:rPr>
-              <w:t>0100 1011</w:t>
+              <w:t>0011 1010</w:t>
             </w:r>
           </w:p>
         </w:tc>
@@ -10988,7 +10988,7 @@
                 <w:color w:val="1B1B1F"/>
                 <w:sz w:val="17"/>
               </w:rPr>
-              <w:t>N = 65, φ = 48, d = 29; (65, 5)/(65, 29)</w:t>
+              <w:t>N = 51, φ = 32, d = 13; (51, 5)/(51, 13)</w:t>
             </w:r>
           </w:p>
         </w:tc>
@@ -11692,7 +11692,7 @@
                 <w:color w:val="1B1B1F"/>
                 <w:sz w:val="17"/>
               </w:rPr>
-              <w:t>d für p = 13, q = 17</w:t>
+              <w:t>d für p = 7, q = 23</w:t>
             </w:r>
           </w:p>
         </w:tc>
@@ -11744,7 +11744,7 @@
                 <w:color w:val="1B1B1F"/>
                 <w:sz w:val="17"/>
               </w:rPr>
-              <w:t>φ = 192, d = 77</w:t>
+              <w:t>φ = 132, d = 19</w:t>
             </w:r>
           </w:p>
         </w:tc>
@@ -11960,7 +11960,7 @@
                 <w:color w:val="1B1B1F"/>
                 <w:sz w:val="17"/>
               </w:rPr>
-              <w:t>42; 32 + 8 + 2 + 1; 5 Quadrierungen + 3 Multiplikationen</w:t>
+              <w:t>52; 32 + 16 + 4 + 1; 5 Quadrierungen + 3 Multiplikationen</w:t>
             </w:r>
           </w:p>
         </w:tc>

--- a/materialien/00_Lehrerhinweise/KR_W4_Lehrerhinweise.docx
+++ b/materialien/00_Lehrerhinweise/KR_W4_Lehrerhinweise.docx
@@ -5330,6 +5330,71 @@
           <w:sz w:val="22"/>
         </w:rPr>
         <w:t>.</w:t>
+      </w:r>
+    </w:p>
+    <w:p>
+      <w:pPr>
+        <w:spacing w:before="0" w:after="80"/>
+      </w:pPr>
+      <w:r>
+        <w:rPr>
+          <w:rFonts w:ascii="Calibri" w:hAnsi="Calibri" w:cs="Calibri" w:eastAsia="Calibri"/>
+          <w:b/>
+          <w:i w:val="0"/>
+          <w:color w:val="1B1B1F"/>
+          <w:sz w:val="22"/>
+        </w:rPr>
+        <w:t>Werkzeuge in den Aufgaben (Version 1.2.0):</w:t>
+      </w:r>
+      <w:r>
+        <w:rPr>
+          <w:rFonts w:ascii="Calibri" w:hAnsi="Calibri" w:cs="Calibri" w:eastAsia="Calibri"/>
+          <w:b w:val="0"/>
+          <w:i w:val="0"/>
+          <w:color w:val="1B1B1F"/>
+          <w:sz w:val="22"/>
+        </w:rPr>
+        <w:t xml:space="preserve"> In 14 Aufgaben dieser Welt klappt das passende Werkzeug direkt in der Aufgabe auf (Panel; ab 1100 px Bildschirmbreite als Seitenleiste neben dem Antwortfeld, sonst unter der Aufgabe; „Im Labor öffnen“ als Zweitlink; im Boss nie). Archivfund: Chiffrierscheibe geführt (A-01) · 4.1: Modulo-Uhr &amp; Farbmischer geführt (L1-05, L1-06), Bit-Lupe geführt (L1-08) · 4.2: RSA-Rechenwerk geführt (L2-04, L2-05, L2-07) · 4.K3: RSA-Rechenwerk geführt (L3-01, L3-02, L3-03, L3-05, L3-06, L3-07), Modulo-Uhr &amp; Farbmischer geführt (L3-04). </w:t>
+      </w:r>
+      <w:r>
+        <w:rPr>
+          <w:rFonts w:ascii="Calibri" w:hAnsi="Calibri" w:cs="Calibri" w:eastAsia="Calibri"/>
+          <w:b/>
+          <w:i w:val="0"/>
+          <w:color w:val="1B1B1F"/>
+          <w:sz w:val="22"/>
+        </w:rPr>
+        <w:t>Geführt</w:t>
+      </w:r>
+      <w:r>
+        <w:rPr>
+          <w:rFonts w:ascii="Calibri" w:hAnsi="Calibri" w:cs="Calibri" w:eastAsia="Calibri"/>
+          <w:b w:val="0"/>
+          <w:i w:val="0"/>
+          <w:color w:val="1B1B1F"/>
+          <w:sz w:val="22"/>
+        </w:rPr>
+        <w:t xml:space="preserve"> heißt: Das Werkzeug zeigt die Werte der Aufgabe und markiert nur den aktuellen Schritt; die Lernenden lesen bzw. rechnen jeden Schritt selbst und tragen ihn ein. Rückmeldung (✓/✗ je Schritt) gibt es erst, wenn die Aufgabe gelöst oder die Lösung angesehen ist – vorher bewertet das Werkzeug nichts. </w:t>
+      </w:r>
+      <w:r>
+        <w:rPr>
+          <w:rFonts w:ascii="Calibri" w:hAnsi="Calibri" w:cs="Calibri" w:eastAsia="Calibri"/>
+          <w:b/>
+          <w:i w:val="0"/>
+          <w:color w:val="1B1B1F"/>
+          <w:sz w:val="22"/>
+        </w:rPr>
+        <w:t>Frei</w:t>
+      </w:r>
+      <w:r>
+        <w:rPr>
+          <w:rFonts w:ascii="Calibri" w:hAnsi="Calibri" w:cs="Calibri" w:eastAsia="Calibri"/>
+          <w:b w:val="0"/>
+          <w:i w:val="0"/>
+          <w:color w:val="1B1B1F"/>
+          <w:sz w:val="22"/>
+        </w:rPr>
+        <w:t xml:space="preserve"> heißt: Ausprobieren mit eigenen Werten. Auch im freien Labor und auf den Level-Karten („Hier ausprobieren“) wechselt ein Werkzeug bei Werten aus Aufgaben, Akten, Bossen oder Warm-up in den geführten Modus. In der Lehrkraft-Vorschau sind die richtigen Schritte sofort sichtbar.</w:t>
       </w:r>
     </w:p>
     <w:p>
